--- a/docs/instruments/b3_briefing_gradschool.docx
+++ b/docs/instruments/b3_briefing_gradschool.docx
@@ -3,7 +3,7 @@
 <w:document xmlns:o="urn:schemas-microsoft-com:office:office" xmlns:r="http://schemas.openxmlformats.org/officeDocument/2006/relationships" xmlns:v="urn:schemas-microsoft-com:vml" xmlns:w="http://schemas.openxmlformats.org/wordprocessingml/2006/main" xmlns:w10="urn:schemas-microsoft-com:office:word" xmlns:wp="http://schemas.openxmlformats.org/drawingml/2006/wordprocessingDrawing" xmlns:pic="http://schemas.openxmlformats.org/drawingml/2006/picture" xmlns:wps="http://schemas.microsoft.com/office/word/2010/wordprocessingShape" xmlns:wpg="http://schemas.microsoft.com/office/word/2010/wordprocessingGroup" xmlns:mc="http://schemas.openxmlformats.org/markup-compatibility/2006" xmlns:wp14="http://schemas.microsoft.com/office/word/2010/wordprocessingDrawing" xmlns:w14="http://schemas.microsoft.com/office/word/2010/wordml" xmlns:w15="http://schemas.microsoft.com/office/word/2012/wordml" mc:Ignorable="w14 wp14 w15">
   <w:body>
     <w:p>
-      <w:hyperlink r:id="rId28">
+      <w:hyperlink r:id="rId19">
         <w:r>
           <w:drawing>
             <wp:inline>
@@ -20,7 +20,7 @@
                       </pic:cNvPicPr>
                     </pic:nvPicPr>
                     <pic:blipFill>
-                      <a:blip r:embed="rId27"/>
+                      <a:blip r:embed="rId18"/>
                       <a:stretch>
                         <a:fillRect/>
                       </a:stretch>
@@ -780,19 +780,19 @@
       </w:pPr>
       <w:r>
         <w:rPr/>
-        <w:t xml:space="preserve">Academic publishers converged on a strict no-AI-authorship rule within about three months. Research funders took longer, moving from June 2023 to April 2026. Across the fourteen major funding bodies surveyed in </w:t>
+        <w:t xml:space="preserve">Academic publishers converged on a strict no-AI-authorship rule within about three months. Research funders took longer, moving from June 2023 to April 2026. </w:t>
       </w:r>
       <w:hyperlink r:id="rId2">
         <w:r>
           <w:rPr>
             <w:rStyle w:val="Hyperlink"/>
           </w:rPr>
-          <w:t>the report</w:t>
+          <w:t>Responsible AI in Academic Research: A Competency Framework for Research Training</w:t>
         </w:r>
       </w:hyperlink>
       <w:r>
         <w:rPr/>
-        <w:t>, their definition of “responsible AI use” mostly points back to host institution policy (§1.1, §1.2). The same report found that two in five of 38 top-tier doctoral universities across 15 countries and jurisdictions stop at treating AI merely as a potential plagiarism issue. The most common posture, shared by 17 of the 38 institutions, extends further to address research integrity and reproducibility. Only six universities currently reach the level of AI literacy and valid research practice, which includes explicit competency expectations for graduate students and their supervisors, as well as clear rules for examiners during the oral defense and in the final thesis declaration (§1.3, §3.2).</w:t>
+        <w:t xml:space="preserve"> surveyed fourteen major funding bodies and found that their definitions of “responsible AI use” mostly point back to host institution policy (§1.1, §1.2). The same report found that two in five of 38 top-tier doctoral universities across 15 countries and jurisdictions stop at treating AI merely as a potential plagiarism issue. The most common posture, shared by 17 of the 38 institutions, extends further to address research integrity and reproducibility. Only six universities currently reach the level of AI literacy and valid research practice, which includes explicit competency expectations for graduate students and their supervisors, as well as clear rules for examiners during the oral defense and in the final thesis declaration (§1.3, §3.2).</w:t>
       </w:r>
     </w:p>
     <w:p>
@@ -840,7 +840,7 @@
       </w:r>
       <w:r>
         <w:rPr/>
-        <w:t xml:space="preserve"> The assessment evaluates five dimensions (human-in-the-loop discipline, responsible use in practice, tooling that promotes responsible use, AI-literate humans, and the institutional benchmarking grid) across four organizational axes (policy, people, systems, and process) at four developmental levels: absent, nascent, established, and leading. An institution’s level on any given dimension is determined by the lowest score among its four axes, not an average across them, and the assessment deliberately avoids reducing your university to a single uninformative number (§2.5, §4.1, §4.3). Notably, every observable condition required to reach the </w:t>
+        <w:t xml:space="preserve"> The assessment evaluates five dimensions (human-in-the-loop discipline, responsible use in practice, tooling that promotes responsible use, AI-literate humans, and the institutional benchmarking grid) across four organizational axes (policy, people, systems, and process) at four developmental levels: absent, nascent, established, and leading. An institution’s level on any given dimension is determined by the lowest score among its four axes, not an average across them, and the assessment does not reduce your university to a single uninformative number (§2.5, §4.1, §4.3). Notably, every observable condition required to reach the </w:t>
       </w:r>
       <w:r>
         <w:rPr>
@@ -954,19 +954,7 @@
       </w:r>
       <w:r>
         <w:rPr/>
-        <w:t xml:space="preserve"> axis of the framework in </w:t>
-      </w:r>
-      <w:hyperlink r:id="rId3">
-        <w:r>
-          <w:rPr>
-            <w:rStyle w:val="Hyperlink"/>
-          </w:rPr>
-          <w:t>the report</w:t>
-        </w:r>
-      </w:hyperlink>
-      <w:r>
-        <w:rPr/>
-        <w:t xml:space="preserve"> identifies key milestones across a doctoral candidature: the first progress review, mid-program review, completion seminar, thesis submission, oral examination, examiner report adjudication, and post-thesis publication and dissemination (§2.5). You need to decide at which of these milestones AI use is formally recorded and reviewed, and who conducts that review. Relying on a single disclosure question on the final thesis submission form surfaces three or four years of student practice far too late to correct any problems. Reaching the </w:t>
+        <w:t xml:space="preserve"> axis of the framework in the report identifies key milestones across a doctoral candidature: the first progress review, mid-program review, completion seminar, thesis submission, oral examination, examiner report adjudication, and post-thesis publication and dissemination (§2.5). You need to decide at which of these milestones AI use is formally recorded and reviewed, and who conducts that review. Relying on a single disclosure question on the final thesis submission form surfaces three or four years of student practice far too late to correct any problems. Reaching the </w:t>
       </w:r>
       <w:r>
         <w:rPr>
@@ -994,19 +982,7 @@
       </w:r>
       <w:r>
         <w:rPr/>
-        <w:t xml:space="preserve"> Graduate students cannot acquire research competencies that their advisors and supervisors do not understand or model. For this reason, professional development for advisors and supervisors is the primary bottleneck on achieving institutional maturity on Dimension 4 at scale. This training represents a recurring annual operational cost as AI model versions, tool classes, and regulatory standards evolve, and </w:t>
-      </w:r>
-      <w:hyperlink r:id="rId4">
-        <w:r>
-          <w:rPr>
-            <w:rStyle w:val="Hyperlink"/>
-          </w:rPr>
-          <w:t>the report</w:t>
-        </w:r>
-      </w:hyperlink>
-      <w:r>
-        <w:rPr/>
-        <w:t xml:space="preserve"> places that cost directly in the graduate school budget (§5.3). You need to decide whether completing this training is a mandatory condition of supervisor registration and re-registration, or merely a voluntary offering. Only making it mandatory allows an institution to answer the question “how many of our advisors and supervisors are trained?” with a concrete, verifiable number.</w:t>
+        <w:t xml:space="preserve"> Graduate students cannot acquire research competencies that their advisors and supervisors do not understand or model. For this reason, professional development for advisors and supervisors is the primary bottleneck on achieving institutional maturity on Dimension 4 at scale. This training represents a recurring annual operational cost as AI model versions, tool classes, and regulatory standards evolve, and the report places that cost directly in the graduate school budget (§5.3). You need to decide whether completing this training is a mandatory condition of supervisor registration and re-registration, or merely a voluntary offering. Only making it mandatory allows an institution to answer the question “how many of our advisors and supervisors are trained?” with a concrete, verifiable number.</w:t>
       </w:r>
     </w:p>
     <w:p>
@@ -1197,19 +1173,7 @@
       </w:r>
       <w:r>
         <w:rPr/>
-        <w:t xml:space="preserve"> template provides a practical mechanism to record which specific research tasks AI tools may assist with and which must remain strictly human tasks for a given doctoral project. It is completed collaboratively by the graduate student and their advisors or supervisors, drawing directly on </w:t>
-      </w:r>
-      <w:hyperlink r:id="rId5">
-        <w:r>
-          <w:rPr>
-            <w:rStyle w:val="Hyperlink"/>
-          </w:rPr>
-          <w:t>the report</w:t>
-        </w:r>
-      </w:hyperlink>
-      <w:r>
-        <w:rPr/>
-        <w:t>’s taxonomy of research labor versus human judgment (Appendix G). This agreement is neither a bureaucratic permission slip nor a disciplinary misconduct form. Rather, it is a transparent record that protects both the student and the supervisory team by making their expectations explicit and defensible. I recommend integrating this agreement across four standard milestone touchpoints.</w:t>
+        <w:t xml:space="preserve"> template provides a practical mechanism to record which specific research tasks AI tools may assist with and which must remain strictly human tasks for a given doctoral project. It is completed collaboratively by the graduate student and their advisors or supervisors, drawing directly on the report’s taxonomy of research labor versus human judgment (Appendix G). This agreement is neither a bureaucratic permission slip nor a disciplinary misconduct form. Rather, it is a transparent record that protects both the student and the supervisory team by making their expectations explicit and defensible. I recommend integrating this agreement across four standard milestone touchpoints.</w:t>
       </w:r>
     </w:p>
     <w:tbl>
@@ -1786,19 +1750,7 @@
       </w:r>
       <w:r>
         <w:rPr/>
-        <w:t xml:space="preserve"> The agreement should be revisited whenever there is a change of advisor or supervisor, a substantive change in research methodology, or a shift into a new mode of AI use. </w:t>
-      </w:r>
-      <w:hyperlink r:id="rId6">
-        <w:r>
-          <w:rPr>
-            <w:rStyle w:val="Hyperlink"/>
-          </w:rPr>
-          <w:t>The report</w:t>
-        </w:r>
-      </w:hyperlink>
-      <w:r>
-        <w:rPr/>
-        <w:t xml:space="preserve"> identifies four distinct modes of AI interaction: </w:t>
+        <w:t xml:space="preserve"> The agreement should be revisited whenever there is a change of advisor or supervisor, a substantive change in research methodology, or a shift into a new mode of AI use. The report identifies four distinct modes of AI interaction: </w:t>
       </w:r>
       <w:r>
         <w:rPr>
@@ -2919,19 +2871,7 @@
       </w:pPr>
       <w:r>
         <w:rPr/>
-        <w:t xml:space="preserve">Advisors, supervisors, and examiners should be trained across these same six competencies, though at different levels of depth. Advisors and supervisors need sufficient mastery to model these practices and guide their students, while examiners need to understand them to verify compliance during assessment. Initiatives like KU Leuven’s “Responsible and Open research learning path for PhD researchers” and the University of Helsinki’s MOOC sequence represent the closest current examples of curriculum integration. However, </w:t>
-      </w:r>
-      <w:hyperlink r:id="rId7">
-        <w:r>
-          <w:rPr>
-            <w:rStyle w:val="Hyperlink"/>
-          </w:rPr>
-          <w:t>the report</w:t>
-        </w:r>
-      </w:hyperlink>
-      <w:r>
-        <w:rPr/>
-        <w:t xml:space="preserve"> found that as of 2026, no surveyed institution has yet implemented all six competencies as a fully integrated, mandatory training program across its doctoral curriculum (§4.2).</w:t>
+        <w:t>Advisors, supervisors, and examiners should be trained across these same six competencies, though at different levels of depth. Advisors and supervisors need sufficient mastery to model these practices and guide their students, while examiners need to understand them to verify compliance during assessment. Initiatives like KU Leuven’s “Responsible and Open research learning path for PhD researchers” and the University of Helsinki’s MOOC sequence represent the closest current examples of curriculum integration. However, the report found that as of 2026, no surveyed institution has yet implemented all six competencies as a fully integrated, mandatory training program across its doctoral curriculum (§4.2).</w:t>
       </w:r>
     </w:p>
     <w:p>
@@ -3233,19 +3173,7 @@
       </w:r>
       <w:r>
         <w:rPr/>
-        <w:t xml:space="preserve"> level across most of the areas within your remit. On the other hand, answering “No” across all five is not a sign of institutional failure. Rather, it simply reflects the current state of higher education, placing you alongside the 32 of 38 universities in </w:t>
-      </w:r>
-      <w:hyperlink r:id="rId8">
-        <w:r>
-          <w:rPr>
-            <w:rStyle w:val="Hyperlink"/>
-          </w:rPr>
-          <w:t>the report</w:t>
-        </w:r>
-      </w:hyperlink>
-      <w:r>
-        <w:rPr/>
-        <w:t>’s international sample whose published policies do not yet reach Class D scope (§1.3, §3.2).</w:t>
+        <w:t xml:space="preserve"> level across most of the areas within your remit. On the other hand, answering “No” across all five is not a sign of institutional failure. Rather, it simply reflects the current state of higher education, placing you alongside the 32 of 38 universities in the report’s international sample whose published policies do not yet reach Class D scope (§1.3, §3.2).</w:t>
       </w:r>
     </w:p>
     <w:p>
@@ -3437,19 +3365,7 @@
       </w:pPr>
       <w:r>
         <w:rPr/>
-        <w:t xml:space="preserve">At present, no university in </w:t>
-      </w:r>
-      <w:hyperlink r:id="rId9">
-        <w:r>
-          <w:rPr>
-            <w:rStyle w:val="Hyperlink"/>
-          </w:rPr>
-          <w:t>the report</w:t>
-        </w:r>
-      </w:hyperlink>
-      <w:r>
-        <w:rPr/>
-        <w:t>’s research sample publicly reports its scoring against this framework, largely because these benchmarking standards have only recently been established (§4.2). A graduate school that takes the initiative to benchmark its practices and systematically address these gaps will be stepping onto a developmental rung on that ladder that none of the sampled institutions have yet achieved.</w:t>
+        <w:t>At present, no university in the report’s research sample publicly reports its scoring against this framework, largely because these benchmarking standards have only recently been established (§4.2). A graduate school that takes the initiative to benchmark its practices and systematically address these gaps will be stepping onto a developmental rung on that ladder that none of the sampled institutions have yet achieved.</w:t>
       </w:r>
     </w:p>
     <w:p>
@@ -4866,19 +4782,7 @@
       </w:pPr>
       <w:r>
         <w:rPr/>
-        <w:t xml:space="preserve">Table 4. Mapping of specific briefing items to their corresponding sections within </w:t>
-      </w:r>
-      <w:hyperlink r:id="rId10">
-        <w:r>
-          <w:rPr>
-            <w:rStyle w:val="Hyperlink"/>
-          </w:rPr>
-          <w:t>the report</w:t>
-        </w:r>
-      </w:hyperlink>
-      <w:r>
-        <w:rPr/>
-        <w:t>.</w:t>
+        <w:t>Table 4. Mapping of specific briefing items to their corresponding sections within the report.</w:t>
       </w:r>
     </w:p>
     <w:p>
@@ -4951,7 +4855,7 @@
         <w:keepLines/>
         <w:rPr/>
       </w:pPr>
-      <w:hyperlink r:id="rId11">
+      <w:hyperlink r:id="rId3">
         <w:r>
           <w:rPr>
             <w:rStyle w:val="Hyperlink"/>
@@ -4974,7 +4878,7 @@
                       </pic:cNvPicPr>
                     </pic:nvPicPr>
                     <pic:blipFill>
-                      <a:blip r:embed="rId12"/>
+                      <a:blip r:embed="rId4"/>
                       <a:stretch>
                         <a:fillRect/>
                       </a:stretch>
@@ -5015,7 +4919,7 @@
         <w:rPr/>
         <w:t xml:space="preserve"> · Professor and Director, Instats · </w:t>
       </w:r>
-      <w:hyperlink r:id="rId13">
+      <w:hyperlink r:id="rId5">
         <w:r>
           <w:rPr>
             <w:rStyle w:val="Hyperlink"/>
@@ -5027,7 +4931,7 @@
         <w:rPr/>
         <w:t xml:space="preserve"> · </w:t>
       </w:r>
-      <w:hyperlink r:id="rId14">
+      <w:hyperlink r:id="rId6">
         <w:r>
           <w:rPr>
             <w:rStyle w:val="Hyperlink"/>
@@ -5054,7 +4958,7 @@
         </w:rPr>
         <w:t xml:space="preserve">Part of the Instats AI Readiness Pack · </w:t>
       </w:r>
-      <w:hyperlink r:id="rId15">
+      <w:hyperlink r:id="rId7">
         <w:r>
           <w:rPr>
             <w:rStyle w:val="Hyperlink"/>
@@ -5073,19 +4977,7 @@
       </w:r>
       <w:r>
         <w:rPr/>
-        <w:t xml:space="preserve"> </w:t>
-      </w:r>
-      <w:hyperlink r:id="rId16">
-        <w:r>
-          <w:rPr>
-            <w:rStyle w:val="Hyperlink"/>
-          </w:rPr>
-          <w:t>Responsible AI in Academic Research: A Competency Framework for Research Training</w:t>
-        </w:r>
-      </w:hyperlink>
-      <w:r>
-        <w:rPr/>
-        <w:t xml:space="preserve"> </w:t>
+        <w:t xml:space="preserve"> Responsible AI in Academic Research: A Competency Framework for Research Training </w:t>
       </w:r>
       <w:r>
         <w:rPr>
@@ -5098,12 +4990,12 @@
       <w:bookmarkEnd w:id="8"/>
     </w:p>
     <w:sectPr>
-      <w:headerReference w:type="even" r:id="rId17"/>
-      <w:headerReference w:type="default" r:id="rId18"/>
-      <w:headerReference w:type="first" r:id="rId19"/>
-      <w:footerReference w:type="even" r:id="rId20"/>
-      <w:footerReference w:type="default" r:id="rId21"/>
-      <w:footerReference w:type="first" r:id="rId22"/>
+      <w:headerReference w:type="even" r:id="rId8"/>
+      <w:headerReference w:type="default" r:id="rId9"/>
+      <w:headerReference w:type="first" r:id="rId10"/>
+      <w:footerReference w:type="even" r:id="rId11"/>
+      <w:footerReference w:type="default" r:id="rId12"/>
+      <w:footerReference w:type="first" r:id="rId13"/>
       <w:type w:val="nextPage"/>
       <w:pgSz w:w="11906" w:h="16838"/>
       <w:pgMar w:left="1417" w:right="1417" w:gutter="0" w:header="720" w:top="1361" w:footer="720" w:bottom="1361"/>
@@ -7275,10 +7167,12 @@
     <w:unhideWhenUsed/>
     <w:rsid w:val="00aa1d8d"/>
     <w:pPr>
-      <w:spacing w:before="0" w:after="120"/>
+      <w:spacing w:lineRule="auto" w:line="348" w:before="0" w:after="160"/>
     </w:pPr>
     <w:rPr>
       <w:rFonts w:ascii="Georgia" w:hAnsi="Georgia" w:eastAsia="Georgia" w:cs="Georgia"/>
+      <w:color w:val="212529"/>
+      <w:sz w:val="24"/>
     </w:rPr>
   </w:style>
   <w:style w:type="paragraph" w:styleId="List">

--- a/docs/instruments/b3_briefing_gradschool.docx
+++ b/docs/instruments/b3_briefing_gradschool.docx
@@ -80,7 +80,7 @@
       <w:hyperlink r:id="rId27">
         <w:r>
           <w:rPr>
-            <w:rStyle w:val="Hyperlink"/>
+            <w:rStyle w:val="Hyperlink1"/>
             <w:i w:val="0"/>
           </w:rPr>
           <w:t xml:space="preserve">Browse the full online instrument catalogue</w:t>
@@ -3599,7 +3599,7 @@
       <w:hyperlink r:id="rId22">
         <w:r>
           <w:rPr>
-            <w:rStyle w:val="Hyperlink"/>
+            <w:rStyle w:val="Hyperlink1"/>
             <w:i w:val="1"/>
           </w:rPr>
           <w:t xml:space="preserve">The Institutional AI Readiness Pack: Self-Assessment and Implementation Tools for Responsible AI in Academic Research</w:t>
@@ -3614,7 +3614,7 @@
       <w:hyperlink r:id="rId23">
         <w:r>
           <w:rPr>
-            <w:rStyle w:val="Hyperlink"/>
+            <w:rStyle w:val="Hyperlink1"/>
             <w:i w:val="0"/>
           </w:rPr>
           <w:t xml:space="preserve">https://doi.org/10.61700/bv2nulyhht</w:t>
@@ -3642,7 +3642,7 @@
       <w:hyperlink r:id="rId24">
         <w:r>
           <w:rPr>
-            <w:rStyle w:val="Hyperlink"/>
+            <w:rStyle w:val="Hyperlink1"/>
             <w:i w:val="1"/>
           </w:rPr>
           <w:t xml:space="preserve">Responsible AI in Academic Research: A Competency Framework for Research Training</w:t>
@@ -3657,7 +3657,7 @@
       <w:hyperlink r:id="rId25">
         <w:r>
           <w:rPr>
-            <w:rStyle w:val="Hyperlink"/>
+            <w:rStyle w:val="Hyperlink1"/>
             <w:i w:val="0"/>
           </w:rPr>
           <w:t xml:space="preserve">https://doi.org/10.61700/t31oy23grr</w:t>
@@ -3685,7 +3685,7 @@
       <w:hyperlink r:id="rId26">
         <w:r>
           <w:rPr>
-            <w:rStyle w:val="Hyperlink"/>
+            <w:rStyle w:val="Hyperlink1"/>
             <w:i w:val="0"/>
           </w:rPr>
           <w:t xml:space="preserve">Creative Commons Attribution 4.0 International (CC BY 4.0)</w:t>
@@ -3697,6 +3697,8 @@
         </w:rPr>
         <w:t xml:space="preserve">. You may adapt them for institutional use with attribution.</w:t>
       </w:r>
+      <w:bookmarkEnd w:id="0"/>
+      <w:bookmarkEnd w:id="8"/>
     </w:p>
     <w:sectPr>
       <w:headerReference w:type="even" r:id="rId14"/>
